--- a/Arquitectura de Sistemas Computacionales/Clases/Clase 8 - Monitoreo optimizacion y CI-CD/Taller Clase 8 — Actions + monitoreo CloudLite.docx
+++ b/Arquitectura de Sistemas Computacionales/Clases/Clase 8 - Monitoreo optimizacion y CI-CD/Taller Clase 8 — Actions + monitoreo CloudLite.docx
@@ -507,7 +507,7 @@
           <w:color w:val="2B2B2B"/>
           <w:sz w:val="22"/>
         </w:rPr>
-        <w:t>Entrega en ExamLab (examlab.lovable.app/app · módulo Talleres) · domingo 23:59 (regla del Acuerdo). Un envío por equipo.</w:t>
+        <w:t>Entrega en ExamLab (https://examlab.lovable.app/ · módulo Talleres) · domingo 23:59 (regla del Acuerdo). Un envío por equipo.</w:t>
       </w:r>
     </w:p>
     <w:sectPr>

--- a/Arquitectura de Sistemas Computacionales/Clases/Clase 8 - Monitoreo optimizacion y CI-CD/Taller Clase 8 — Actions + monitoreo CloudLite.docx
+++ b/Arquitectura de Sistemas Computacionales/Clases/Clase 8 - Monitoreo optimizacion y CI-CD/Taller Clase 8 — Actions + monitoreo CloudLite.docx
@@ -297,7 +297,7 @@
           <w:color w:val="2B2B2B"/>
           <w:sz w:val="22"/>
         </w:rPr>
-        <w:t>Creen repo free (o usen el del equipo) con stub mínimo.</w:t>
+        <w:t>Paso 1: creen o reutilicen el repositorio gratuito del equipo con el stub de la Clase 3 y al menos 3 pruebas automatizadas que verifiquen la ruta de salud, un caso valido y un caso de error de negocio, verificando con una ejecucion local o en el lab que las 3 pruebas pasan antes de tocar el pipeline; el enlace del repositorio queda en la portada del informe.</w:t>
       </w:r>
     </w:p>
     <w:p>
@@ -312,7 +312,7 @@
           <w:color w:val="2B2B2B"/>
           <w:sz w:val="22"/>
         </w:rPr>
-        <w:t>Agreguen `.github/workflows/ci.yml` (build/test + deploy simulado).</w:t>
+        <w:t>Paso 2: agreguen el archivo .github/workflows/ci.yml con 4 jobs encadenados (build, test, package y deploy simulado), disparadores en push y pull_request sobre la rama principal, y publicacion de artefacto, verificando que ningun paso imprima secretos y que el job de deploy diga explicitamente en su log que es un despliegue simulado.</w:t>
       </w:r>
     </w:p>
     <w:p>
@@ -327,7 +327,7 @@
           <w:color w:val="2B2B2B"/>
           <w:sz w:val="22"/>
         </w:rPr>
-        <w:t>Listen 4–6 métricas/logs a observar en producción hipotética.</w:t>
+        <w:t>Paso 3: ejecuten el workflow con un push real, esperen el run completo y capturen el enlace del run verde mas el nombre del artefacto descargable, verificando que los 4 jobs aparezcan en verde y que el artefacto pese mas de 0 bytes; si Actions falla por cuota, dejen registrado el mensaje textual del error y la explicacion, que es el plan B aceptado.</w:t>
       </w:r>
     </w:p>
     <w:p>
@@ -342,7 +342,7 @@
           <w:color w:val="2B2B2B"/>
           <w:sz w:val="22"/>
         </w:rPr>
-        <w:t>Peguen captura del run verde (o YAML + explicación si Actions falla por cuota).</w:t>
+        <w:t>Paso 4: escriban en ExamLab el diagrama Mermaid del pipeline con los 4 jobs dentro de un subgrafo, la compuerta de decision y las dos salidas (despliegue simulado y bloqueo del pull request), verificando al renderizar que los nombres de los jobs sean exactamente los del ci.yml.</w:t>
       </w:r>
     </w:p>
     <w:p>
@@ -357,7 +357,7 @@
           <w:color w:val="2B2B2B"/>
           <w:sz w:val="22"/>
         </w:rPr>
-        <w:t>Actualicen informe secciones CI/CD y Monitoreo.</w:t>
+        <w:t>Paso 5: completen la tabla de 5 senales de monitoreo con umbral y accion, actualicen las secciones CI/CD y Monitoreo del informe y suban las 5 preguntas a ExamLab (modulo Talleres) antes del domingo 23:59, verificando que el enlace del run verde abra sin pedir permisos y que cada senal se pueda medir en el diseno que ya dibujaron.</w:t>
       </w:r>
     </w:p>
     <w:p>
@@ -508,6 +508,241 @@
           <w:sz w:val="22"/>
         </w:rPr>
         <w:t>Entrega en ExamLab (https://examlab.lovable.app/ · módulo Talleres) · domingo 23:59 (regla del Acuerdo). Un envío por equipo.</w:t>
+      </w:r>
+    </w:p>
+    <w:p>
+      <w:pPr>
+        <w:spacing w:after="120" w:before="0"/>
+        <w:jc w:val="left"/>
+      </w:pPr>
+      <w:r>
+        <w:rPr>
+          <w:rFonts w:ascii="Calibri" w:hAnsi="Calibri" w:eastAsia="Calibri"/>
+          <w:b/>
+          <w:color w:val="095292"/>
+          <w:sz w:val="24"/>
+        </w:rPr>
+        <w:t>10. Que vas a resolver en ExamLab</w:t>
+      </w:r>
+    </w:p>
+    <w:p>
+      <w:pPr>
+        <w:spacing w:after="120" w:before="0"/>
+        <w:jc w:val="left"/>
+      </w:pPr>
+      <w:r>
+        <w:rPr>
+          <w:rFonts w:ascii="Calibri" w:hAnsi="Calibri" w:eastAsia="Calibri"/>
+          <w:b w:val="0"/>
+          <w:color w:val="2B2B2B"/>
+          <w:sz w:val="22"/>
+        </w:rPr>
+        <w:t>El estudiante entrega un workflow de GitHub Actions con build, pruebas, artefacto y despliegue simulado, evidenciado con un run verde, mas el plan de monitoreo de CloudLite con umbrales y acciones.</w:t>
+      </w:r>
+    </w:p>
+    <w:p>
+      <w:pPr>
+        <w:spacing w:after="120" w:before="0"/>
+        <w:jc w:val="left"/>
+      </w:pPr>
+      <w:r>
+        <w:rPr>
+          <w:rFonts w:ascii="Calibri" w:hAnsi="Calibri" w:eastAsia="Calibri"/>
+          <w:b w:val="0"/>
+          <w:color w:val="2B2B2B"/>
+          <w:sz w:val="22"/>
+        </w:rPr>
+        <w:t>El taller se resuelve y se entrega en ExamLab (https://examlab.lovable.app/), en el modulo Talleres. Son 5 preguntas y suman 100 puntos. Lo que sigue es lo que vas a encontrar en cada una, para que sepas de antemano en que forma se responde:</w:t>
+      </w:r>
+    </w:p>
+    <w:p>
+      <w:r>
+        <w:rPr>
+          <w:rFonts w:ascii="Calibri" w:hAnsi="Calibri" w:eastAsia="Calibri"/>
+          <w:b/>
+          <w:color w:val="2B2B2B"/>
+          <w:sz w:val="22"/>
+        </w:rPr>
+        <w:t>Pregunta 1 - Respuesta escrita (30 pts):</w:t>
+      </w:r>
+      <w:r>
+        <w:rPr>
+          <w:rFonts w:ascii="Calibri" w:hAnsi="Calibri" w:eastAsia="Calibri"/>
+          <w:b w:val="0"/>
+          <w:color w:val="2B2B2B"/>
+          <w:sz w:val="22"/>
+        </w:rPr>
+        <w:t xml:space="preserve"> Workflow ci.yml de CloudLite.</w:t>
+      </w:r>
+    </w:p>
+    <w:p>
+      <w:pPr>
+        <w:pStyle w:val="ListBullet"/>
+        <w:spacing w:after="40"/>
+      </w:pPr>
+      <w:r>
+        <w:rPr>
+          <w:rFonts w:ascii="Calibri" w:hAnsi="Calibri" w:eastAsia="Calibri"/>
+          <w:b w:val="0"/>
+          <w:color w:val="2B2B2B"/>
+          <w:sz w:val="22"/>
+        </w:rPr>
+        <w:t>Un cuadro de texto. Se escribe directamente en la plataforma; no se sube archivo.</w:t>
+      </w:r>
+    </w:p>
+    <w:p>
+      <w:r>
+        <w:rPr>
+          <w:rFonts w:ascii="Calibri" w:hAnsi="Calibri" w:eastAsia="Calibri"/>
+          <w:b/>
+          <w:color w:val="2B2B2B"/>
+          <w:sz w:val="22"/>
+        </w:rPr>
+        <w:t>Pregunta 2 - Diagrama (Mermaid) (20 pts):</w:t>
+      </w:r>
+      <w:r>
+        <w:rPr>
+          <w:rFonts w:ascii="Calibri" w:hAnsi="Calibri" w:eastAsia="Calibri"/>
+          <w:b w:val="0"/>
+          <w:color w:val="2B2B2B"/>
+          <w:sz w:val="22"/>
+        </w:rPr>
+        <w:t xml:space="preserve"> Pipeline de CloudLite en Mermaid.</w:t>
+      </w:r>
+    </w:p>
+    <w:p>
+      <w:pPr>
+        <w:pStyle w:val="ListBullet"/>
+        <w:spacing w:after="40"/>
+      </w:pPr>
+      <w:r>
+        <w:rPr>
+          <w:rFonts w:ascii="Calibri" w:hAnsi="Calibri" w:eastAsia="Calibri"/>
+          <w:b w:val="0"/>
+          <w:color w:val="2B2B2B"/>
+          <w:sz w:val="22"/>
+        </w:rPr>
+        <w:t>El diagrama se escribe como texto en sintaxis Mermaid y la plataforma lo dibuja al instante. No hay que exportar imagenes ni salir a otra herramienta.</w:t>
+      </w:r>
+    </w:p>
+    <w:p>
+      <w:r>
+        <w:rPr>
+          <w:rFonts w:ascii="Calibri" w:hAnsi="Calibri" w:eastAsia="Calibri"/>
+          <w:b/>
+          <w:color w:val="2B2B2B"/>
+          <w:sz w:val="22"/>
+        </w:rPr>
+        <w:t>Pregunta 3 - Respuesta escrita (25 pts):</w:t>
+      </w:r>
+      <w:r>
+        <w:rPr>
+          <w:rFonts w:ascii="Calibri" w:hAnsi="Calibri" w:eastAsia="Calibri"/>
+          <w:b w:val="0"/>
+          <w:color w:val="2B2B2B"/>
+          <w:sz w:val="22"/>
+        </w:rPr>
+        <w:t xml:space="preserve"> Plan de monitoreo de CloudLite.</w:t>
+      </w:r>
+    </w:p>
+    <w:p>
+      <w:pPr>
+        <w:pStyle w:val="ListBullet"/>
+        <w:spacing w:after="40"/>
+      </w:pPr>
+      <w:r>
+        <w:rPr>
+          <w:rFonts w:ascii="Calibri" w:hAnsi="Calibri" w:eastAsia="Calibri"/>
+          <w:b w:val="0"/>
+          <w:color w:val="2B2B2B"/>
+          <w:sz w:val="22"/>
+        </w:rPr>
+        <w:t>Un cuadro de texto. Se escribe directamente en la plataforma; no se sube archivo.</w:t>
+      </w:r>
+    </w:p>
+    <w:p>
+      <w:r>
+        <w:rPr>
+          <w:rFonts w:ascii="Calibri" w:hAnsi="Calibri" w:eastAsia="Calibri"/>
+          <w:b/>
+          <w:color w:val="2B2B2B"/>
+          <w:sz w:val="22"/>
+        </w:rPr>
+        <w:t>Pregunta 4 - Seleccion multiple (15 pts):</w:t>
+      </w:r>
+      <w:r>
+        <w:rPr>
+          <w:rFonts w:ascii="Calibri" w:hAnsi="Calibri" w:eastAsia="Calibri"/>
+          <w:b w:val="0"/>
+          <w:color w:val="2B2B2B"/>
+          <w:sz w:val="22"/>
+        </w:rPr>
+        <w:t xml:space="preserve"> Que es realista con GitHub Actions gratuito.</w:t>
+      </w:r>
+    </w:p>
+    <w:p>
+      <w:pPr>
+        <w:pStyle w:val="ListBullet"/>
+        <w:spacing w:after="40"/>
+      </w:pPr>
+      <w:r>
+        <w:rPr>
+          <w:rFonts w:ascii="Calibri" w:hAnsi="Calibri" w:eastAsia="Calibri"/>
+          <w:b w:val="0"/>
+          <w:color w:val="2B2B2B"/>
+          <w:sz w:val="22"/>
+        </w:rPr>
+        <w:t>Varias opciones y mas de una correcta; marque todas las que apliquen.</w:t>
+      </w:r>
+    </w:p>
+    <w:p>
+      <w:r>
+        <w:rPr>
+          <w:rFonts w:ascii="Calibri" w:hAnsi="Calibri" w:eastAsia="Calibri"/>
+          <w:b/>
+          <w:color w:val="2B2B2B"/>
+          <w:sz w:val="22"/>
+        </w:rPr>
+        <w:t>Pregunta 5 - Seleccion unica (10 pts):</w:t>
+      </w:r>
+      <w:r>
+        <w:rPr>
+          <w:rFonts w:ascii="Calibri" w:hAnsi="Calibri" w:eastAsia="Calibri"/>
+          <w:b w:val="0"/>
+          <w:color w:val="2B2B2B"/>
+          <w:sz w:val="22"/>
+        </w:rPr>
+        <w:t xml:space="preserve"> Como se llama lo que tiene el equipo.</w:t>
+      </w:r>
+    </w:p>
+    <w:p>
+      <w:pPr>
+        <w:pStyle w:val="ListBullet"/>
+        <w:spacing w:after="40"/>
+      </w:pPr>
+      <w:r>
+        <w:rPr>
+          <w:rFonts w:ascii="Calibri" w:hAnsi="Calibri" w:eastAsia="Calibri"/>
+          <w:b w:val="0"/>
+          <w:color w:val="2B2B2B"/>
+          <w:sz w:val="22"/>
+        </w:rPr>
+        <w:t>Varias opciones, una sola correcta.</w:t>
+      </w:r>
+    </w:p>
+    <w:p>
+      <w:pPr>
+        <w:spacing w:after="120" w:before="0"/>
+        <w:jc w:val="left"/>
+      </w:pPr>
+      <w:r>
+        <w:rPr>
+          <w:rFonts w:ascii="Calibri" w:hAnsi="Calibri" w:eastAsia="Calibri"/>
+          <w:b w:val="0"/>
+          <w:color w:val="2B2B2B"/>
+          <w:sz w:val="22"/>
+        </w:rPr>
+        <w:t>Cada pregunta trae su propio enunciado completo dentro de la plataforma: puedes resolver el taller leyendo solo ExamLab. Este documento sirve para prepararte y para trabajar en equipo antes de responder.</w:t>
       </w:r>
     </w:p>
     <w:sectPr>

--- a/Arquitectura de Sistemas Computacionales/Clases/Clase 8 - Monitoreo optimizacion y CI-CD/Taller Clase 8 — Actions + monitoreo CloudLite.docx
+++ b/Arquitectura de Sistemas Computacionales/Clases/Clase 8 - Monitoreo optimizacion y CI-CD/Taller Clase 8 — Actions + monitoreo CloudLite.docx
@@ -297,7 +297,7 @@
           <w:color w:val="2B2B2B"/>
           <w:sz w:val="22"/>
         </w:rPr>
-        <w:t>Paso 1: creen o reutilicen el repositorio gratuito del equipo con el stub de la Clase 3 y al menos 3 pruebas automatizadas que verifiquen la ruta de salud, un caso valido y un caso de error de negocio, verificando con una ejecucion local o en el lab que las 3 pruebas pasan antes de tocar el pipeline; el enlace del repositorio queda en la portada del informe.</w:t>
+        <w:t>Paso 1: cree o reutilice su repositorio gratuito del proyecto con el stub de la Clase 3 y al menos 3 pruebas automatizadas que verifiquen la ruta de salud, un caso valido y un caso de error de negocio, verificando con una ejecucion local o en el lab que las 3 pruebas pasan antes de tocar el pipeline; el enlace del repositorio queda en la portada del informe.</w:t>
       </w:r>
     </w:p>
     <w:p>
@@ -402,7 +402,7 @@
           <w:color w:val="2B2B2B"/>
           <w:sz w:val="22"/>
         </w:rPr>
-        <w:t>Cualquier integrante puede explicar la decisión en 60 segundos.</w:t>
+        <w:t>Puedes explicar tu decisión en 60 segundos (si trabajas en equipo autorizado, cualquier integrante debe poder hacerlo).</w:t>
       </w:r>
     </w:p>
     <w:p>
@@ -507,7 +507,7 @@
           <w:color w:val="2B2B2B"/>
           <w:sz w:val="22"/>
         </w:rPr>
-        <w:t>Entrega en ExamLab (https://examlab.lovable.app/ · módulo Talleres) · domingo 23:59 (regla del Acuerdo). Un envío por equipo.</w:t>
+        <w:t>Entrega en ExamLab (https://examlab.lovable.app/ · módulo Talleres) · domingo 23:59 (regla del Acuerdo). Modalidad de trabajo: individual por defecto; el docente puede autorizar equipos de 2 o 3 y en ese caso el artefacto puede ser compartido, pero el envío en ExamLab es siempre individual (responde con tus propias palabras).</w:t>
       </w:r>
     </w:p>
     <w:p>
@@ -742,7 +742,7 @@
           <w:color w:val="2B2B2B"/>
           <w:sz w:val="22"/>
         </w:rPr>
-        <w:t>Cada pregunta trae su propio enunciado completo dentro de la plataforma: puedes resolver el taller leyendo solo ExamLab. Este documento sirve para prepararte y para trabajar en equipo antes de responder.</w:t>
+        <w:t>Cada pregunta trae su propio enunciado completo dentro de la plataforma: puedes resolver el taller leyendo solo ExamLab. Este documento sirve para prepararte y conservar tus respuestas. La actividad es individual; si el docente autoriza trabajo en equipo, la entrega en ExamLab sigue siendo individual.</w:t>
       </w:r>
     </w:p>
     <w:sectPr>

--- a/Arquitectura de Sistemas Computacionales/Clases/Clase 8 - Monitoreo optimizacion y CI-CD/Taller Clase 8 — Actions + monitoreo CloudLite.docx
+++ b/Arquitectura de Sistemas Computacionales/Clases/Clase 8 - Monitoreo optimizacion y CI-CD/Taller Clase 8 — Actions + monitoreo CloudLite.docx
@@ -507,7 +507,7 @@
           <w:color w:val="2B2B2B"/>
           <w:sz w:val="22"/>
         </w:rPr>
-        <w:t>Entrega en ExamLab (https://examlab.lovable.app/ · módulo Talleres) · domingo 23:59 (regla del Acuerdo). Modalidad de trabajo: individual por defecto; el docente puede autorizar equipos de 2 o 3 y en ese caso el artefacto puede ser compartido, pero el envío en ExamLab es siempre individual (responde con tus propias palabras).</w:t>
+        <w:t>Entrega en ExamLab (https://uniaj.examlab.workers.dev/ · módulo Talleres) · domingo 23:59 (regla del Acuerdo). Modalidad de trabajo: individual por defecto; el docente puede autorizar equipos de 2 o 3 y en ese caso el artefacto puede ser compartido, pero el envío en ExamLab es siempre individual (responde con tus propias palabras).</w:t>
       </w:r>
     </w:p>
     <w:p>
@@ -552,7 +552,7 @@
           <w:color w:val="2B2B2B"/>
           <w:sz w:val="22"/>
         </w:rPr>
-        <w:t>El taller se resuelve y se entrega en ExamLab (https://examlab.lovable.app/), en el modulo Talleres. Son 5 preguntas y suman 100 puntos. Lo que sigue es lo que vas a encontrar en cada una, para que sepas de antemano en que forma se responde:</w:t>
+        <w:t>El taller se resuelve y se entrega en ExamLab (https://uniaj.examlab.workers.dev/), en el modulo Talleres. Son 5 preguntas y suman 100 puntos. Lo que sigue es lo que vas a encontrar en cada una, para que sepas de antemano en que forma se responde:</w:t>
       </w:r>
     </w:p>
     <w:p>

--- a/Arquitectura de Sistemas Computacionales/Clases/Clase 8 - Monitoreo optimizacion y CI-CD/Taller Clase 8 — Actions + monitoreo CloudLite.docx
+++ b/Arquitectura de Sistemas Computacionales/Clases/Clase 8 - Monitoreo optimizacion y CI-CD/Taller Clase 8 — Actions + monitoreo CloudLite.docx
@@ -622,7 +622,7 @@
           <w:color w:val="2B2B2B"/>
           <w:sz w:val="22"/>
         </w:rPr>
-        <w:t>El diagrama se escribe como texto en sintaxis Mermaid y la plataforma lo dibuja al instante. No hay que exportar imagenes ni salir a otra herramienta.</w:t>
+        <w:t>El diagrama se escribe como texto en sintaxis Mermaid y la plataforma lo dibuja al instante: no se sube una imagen. Puedes disenarlo primero a mano en Excalidraw o draw.io y pedirle a una IA que lo traduzca a Mermaid (ver «Del boceto al codigo Mermaid» mas abajo).</w:t>
       </w:r>
     </w:p>
     <w:p>
@@ -728,6 +728,131 @@
           <w:sz w:val="22"/>
         </w:rPr>
         <w:t>Varias opciones, una sola correcta.</w:t>
+      </w:r>
+    </w:p>
+    <w:p>
+      <w:pPr>
+        <w:spacing w:after="120" w:before="0"/>
+        <w:jc w:val="left"/>
+      </w:pPr>
+      <w:r>
+        <w:rPr>
+          <w:rFonts w:ascii="Calibri" w:hAnsi="Calibri" w:eastAsia="Calibri"/>
+          <w:b/>
+          <w:color w:val="095292"/>
+          <w:sz w:val="22"/>
+        </w:rPr>
+        <w:t>Del boceto al codigo Mermaid</w:t>
+      </w:r>
+    </w:p>
+    <w:p>
+      <w:pPr>
+        <w:spacing w:after="120" w:before="0"/>
+        <w:jc w:val="left"/>
+      </w:pPr>
+      <w:r>
+        <w:rPr>
+          <w:rFonts w:ascii="Calibri" w:hAnsi="Calibri" w:eastAsia="Calibri"/>
+          <w:b w:val="0"/>
+          <w:color w:val="2B2B2B"/>
+          <w:sz w:val="22"/>
+        </w:rPr>
+        <w:t>La pregunta de diagrama NO recibe imagenes: se responde con codigo Mermaid (`flowchart`) que la plataforma dibuja al instante. No tienes que escribirlo de memoria; el camino corto es este:</w:t>
+      </w:r>
+    </w:p>
+    <w:p>
+      <w:r>
+        <w:rPr>
+          <w:rFonts w:ascii="Calibri" w:hAnsi="Calibri" w:eastAsia="Calibri"/>
+          <w:b/>
+          <w:color w:val="2B2B2B"/>
+          <w:sz w:val="22"/>
+        </w:rPr>
+        <w:t>1. Disena visual:</w:t>
+      </w:r>
+      <w:r>
+        <w:rPr>
+          <w:rFonts w:ascii="Calibri" w:hAnsi="Calibri" w:eastAsia="Calibri"/>
+          <w:b w:val="0"/>
+          <w:color w:val="2B2B2B"/>
+          <w:sz w:val="22"/>
+        </w:rPr>
+        <w:t xml:space="preserve"> Dibuja el diagrama como quieras en Excalidraw o draw.io: es mas rapido arrastrar cajas que escribir codigo, y ahi es donde piensas el modelo.</w:t>
+      </w:r>
+    </w:p>
+    <w:p>
+      <w:r>
+        <w:rPr>
+          <w:rFonts w:ascii="Calibri" w:hAnsi="Calibri" w:eastAsia="Calibri"/>
+          <w:b/>
+          <w:color w:val="2B2B2B"/>
+          <w:sz w:val="22"/>
+        </w:rPr>
+        <w:t>2. Traduce con IA:</w:t>
+      </w:r>
+      <w:r>
+        <w:rPr>
+          <w:rFonts w:ascii="Calibri" w:hAnsi="Calibri" w:eastAsia="Calibri"/>
+          <w:b w:val="0"/>
+          <w:color w:val="2B2B2B"/>
+          <w:sz w:val="22"/>
+        </w:rPr>
+        <w:t xml:space="preserve"> Copia o describe tu boceto a una IA y pidele el codigo Mermaid: «convierte este diagrama a Mermaid usando `flowchart`». Revisa el resultado: la IA acierta la sintaxis, no tu modelo.</w:t>
+      </w:r>
+    </w:p>
+    <w:p>
+      <w:r>
+        <w:rPr>
+          <w:rFonts w:ascii="Calibri" w:hAnsi="Calibri" w:eastAsia="Calibri"/>
+          <w:b/>
+          <w:color w:val="2B2B2B"/>
+          <w:sz w:val="22"/>
+        </w:rPr>
+        <w:t>3. Pega y renderiza en ExamLab:</w:t>
+      </w:r>
+      <w:r>
+        <w:rPr>
+          <w:rFonts w:ascii="Calibri" w:hAnsi="Calibri" w:eastAsia="Calibri"/>
+          <w:b w:val="0"/>
+          <w:color w:val="2B2B2B"/>
+          <w:sz w:val="22"/>
+        </w:rPr>
+        <w:t xml:space="preserve"> Pega ese codigo en la caja de texto de la pregunta y mira como lo dibuja la plataforma. Si no renderiza, corrige ahi mismo: lo que se califica es el diagrama renderizado dentro de ExamLab.</w:t>
+      </w:r>
+    </w:p>
+    <w:p>
+      <w:r>
+        <w:rPr>
+          <w:rFonts w:ascii="Calibri" w:hAnsi="Calibri" w:eastAsia="Calibri"/>
+          <w:b/>
+          <w:color w:val="2B2B2B"/>
+          <w:sz w:val="22"/>
+        </w:rPr>
+        <w:t>4. Guarda el PNG para tu PI:</w:t>
+      </w:r>
+      <w:r>
+        <w:rPr>
+          <w:rFonts w:ascii="Calibri" w:hAnsi="Calibri" w:eastAsia="Calibri"/>
+          <w:b w:val="0"/>
+          <w:color w:val="2B2B2B"/>
+          <w:sz w:val="22"/>
+        </w:rPr>
+        <w:t xml:space="preserve"> Exporta tambien la imagen a la carpeta de tu Proyecto Integrador. Esa copia es para tu informe; no reemplaza la respuesta en la plataforma.</w:t>
+      </w:r>
+    </w:p>
+    <w:p>
+      <w:pPr>
+        <w:spacing w:after="120" w:before="0"/>
+        <w:jc w:val="left"/>
+      </w:pPr>
+      <w:r>
+        <w:rPr>
+          <w:rFonts w:ascii="Calibri" w:hAnsi="Calibri" w:eastAsia="Calibri"/>
+          <w:b w:val="0"/>
+          <w:color w:val="2B2B2B"/>
+          <w:sz w:val="22"/>
+        </w:rPr>
+        <w:t>Si la IA te devuelve algo que no renderiza, no lo pegues tal cual: corrigelo en ExamLab hasta ver el dibujo. Un diagrama que no renderiza no se puede calificar.</w:t>
       </w:r>
     </w:p>
     <w:p>

--- a/Arquitectura de Sistemas Computacionales/Clases/Clase 8 - Monitoreo optimizacion y CI-CD/Taller Clase 8 — Actions + monitoreo CloudLite.docx
+++ b/Arquitectura de Sistemas Computacionales/Clases/Clase 8 - Monitoreo optimizacion y CI-CD/Taller Clase 8 — Actions + monitoreo CloudLite.docx
@@ -297,7 +297,7 @@
           <w:color w:val="2B2B2B"/>
           <w:sz w:val="22"/>
         </w:rPr>
-        <w:t>Paso 1: cree o reutilice su repositorio gratuito del proyecto con el stub de la Clase 3 y al menos 3 pruebas automatizadas que verifiquen la ruta de salud, un caso valido y un caso de error de negocio, verificando con una ejecucion local o en el lab que las 3 pruebas pasan antes de tocar el pipeline; el enlace del repositorio queda en la portada del informe.</w:t>
+        <w:t>Paso 1: escriba en la pregunta 7 el contenido completo del ci.yml con disparadores, entorno y los pasos de construccion, prueba y despliegue simulado, usando la imagen y el puerto del Dockerfile del Corte 1; verifique que ningun secreto quede escrito en claro dentro del YAML.</w:t>
       </w:r>
     </w:p>
     <w:p>
@@ -312,7 +312,7 @@
           <w:color w:val="2B2B2B"/>
           <w:sz w:val="22"/>
         </w:rPr>
-        <w:t>Paso 2: agreguen el archivo .github/workflows/ci.yml con 4 jobs encadenados (build, test, package y deploy simulado), disparadores en push y pull_request sobre la rama principal, y publicacion de artefacto, verificando que ningun paso imprima secretos y que el job de deploy diga explicitamente en su log que es un despliegue simulado.</w:t>
+        <w:t>Paso 2: explique en la pregunta 8 que se compila o instala, que se ejecuta en la prueba y con que condicion el pipeline debe fallar; hagase la prueba mental de que error tendria que introducir para que el check salga rojo, y si no encuentra ninguno, su pipeline todavia no valida nada.</w:t>
       </w:r>
     </w:p>
     <w:p>
@@ -327,7 +327,7 @@
           <w:color w:val="2B2B2B"/>
           <w:sz w:val="22"/>
         </w:rPr>
-        <w:t>Paso 3: ejecuten el workflow con un push real, esperen el run completo y capturen el enlace del run verde mas el nombre del artefacto descargable, verificando que los 4 jobs aparezcan en verde y que el artefacto pese mas de 0 bytes; si Actions falla por cuota, dejen registrado el mensaje textual del error y la explicacion, que es el plan B aceptado.</w:t>
+        <w:t>Paso 3: distinga en la pregunta 9 que valida CI y que hace CD, ubique cual de los dos construyo y diga que le faltaria para CD real; reconocer que su pipeline llega hasta «listo para desplegar» suma puntos, afirmar que ya tiene CD los resta.</w:t>
       </w:r>
     </w:p>
     <w:p>
@@ -342,22 +342,7 @@
           <w:color w:val="2B2B2B"/>
           <w:sz w:val="22"/>
         </w:rPr>
-        <w:t>Paso 4: escriban en ExamLab el diagrama Mermaid del pipeline con los 4 jobs dentro de un subgrafo, la compuerta de decision y las dos salidas (despliegue simulado y bloqueo del pull request), verificando al renderizar que los nombres de los jobs sean exactamente los del ci.yml.</w:t>
-      </w:r>
-    </w:p>
-    <w:p>
-      <w:pPr>
-        <w:pStyle w:val="ListBullet"/>
-        <w:spacing w:after="40"/>
-      </w:pPr>
-      <w:r>
-        <w:rPr>
-          <w:rFonts w:ascii="Calibri" w:hAnsi="Calibri" w:eastAsia="Calibri"/>
-          <w:b w:val="0"/>
-          <w:color w:val="2B2B2B"/>
-          <w:sz w:val="22"/>
-        </w:rPr>
-        <w:t>Paso 5: completen la tabla de 5 senales de monitoreo con umbral y accion, actualicen las secciones CI/CD y Monitoreo del informe y suban las 5 preguntas a ExamLab (modulo Talleres) antes del domingo 23:59, verificando que el enlace del run verde abra sin pedir permisos y que cada senal se pueda medir en el diseno que ya dibujaron.</w:t>
+        <w:t>Paso 4: liste en la pregunta 10 entre 4 y 6 senales con su umbral, atadas a operaciones de su dominio, y verifique que al menos una sea un registro y no una metrica numerica; una senal sin umbral no sirve para operar y no suma.</w:t>
       </w:r>
     </w:p>
     <w:p>
@@ -537,7 +522,7 @@
           <w:color w:val="2B2B2B"/>
           <w:sz w:val="22"/>
         </w:rPr>
-        <w:t>El estudiante entrega un workflow de GitHub Actions con build, pruebas, artefacto y despliegue simulado, evidenciado con un run verde, mas el plan de monitoreo de CloudLite con umbrales y acciones.</w:t>
+        <w:t>Las preguntas 7 a 10 de la actividad del Corte 2. El estudiante escribe el workflow de CI de su stub, explica que valida de verdad, ubica hasta donde llega su pipeline y define las senales con las que operaria CloudLite.</w:t>
       </w:r>
     </w:p>
     <w:p>
@@ -552,7 +537,7 @@
           <w:color w:val="2B2B2B"/>
           <w:sz w:val="22"/>
         </w:rPr>
-        <w:t>El taller se resuelve y se entrega en ExamLab (https://uniaj.examlab.workers.dev/), en el modulo Talleres. Son 5 preguntas y suman 100 puntos. Lo que sigue es lo que vas a encontrar en cada una, para que sepas de antemano en que forma se responde:</w:t>
+        <w:t>El taller se resuelve y se entrega en ExamLab (https://uniaj.examlab.workers.dev/), en el modulo Talleres. Son 4 preguntas y suman 25 puntos. Lo que sigue es lo que vas a encontrar en cada una, para que sepas de antemano en que forma se responde:</w:t>
       </w:r>
     </w:p>
     <w:p>
@@ -563,7 +548,7 @@
           <w:color w:val="2B2B2B"/>
           <w:sz w:val="22"/>
         </w:rPr>
-        <w:t>Pregunta 1 - Respuesta escrita (30 pts):</w:t>
+        <w:t>Pregunta 7 - Respuesta escrita (10.0 pts):</w:t>
       </w:r>
       <w:r>
         <w:rPr>
@@ -572,7 +557,7 @@
           <w:color w:val="2B2B2B"/>
           <w:sz w:val="22"/>
         </w:rPr>
-        <w:t xml:space="preserve"> Workflow ci.yml de CloudLite.</w:t>
+        <w:t xml:space="preserve"> El workflow de integracion continua.</w:t>
       </w:r>
     </w:p>
     <w:p>
@@ -598,7 +583,7 @@
           <w:color w:val="2B2B2B"/>
           <w:sz w:val="22"/>
         </w:rPr>
-        <w:t>Pregunta 2 - Diagrama (Mermaid) (20 pts):</w:t>
+        <w:t>Pregunta 8 - Respuesta escrita (5.0 pts):</w:t>
       </w:r>
       <w:r>
         <w:rPr>
@@ -607,42 +592,7 @@
           <w:color w:val="2B2B2B"/>
           <w:sz w:val="22"/>
         </w:rPr>
-        <w:t xml:space="preserve"> Pipeline de CloudLite en Mermaid.</w:t>
-      </w:r>
-    </w:p>
-    <w:p>
-      <w:pPr>
-        <w:pStyle w:val="ListBullet"/>
-        <w:spacing w:after="40"/>
-      </w:pPr>
-      <w:r>
-        <w:rPr>
-          <w:rFonts w:ascii="Calibri" w:hAnsi="Calibri" w:eastAsia="Calibri"/>
-          <w:b w:val="0"/>
-          <w:color w:val="2B2B2B"/>
-          <w:sz w:val="22"/>
-        </w:rPr>
-        <w:t>El diagrama se escribe como texto en sintaxis Mermaid y la plataforma lo dibuja al instante: no se sube una imagen. Puedes disenarlo primero a mano en Excalidraw o draw.io y pedirle a una IA que lo traduzca a Mermaid (ver «Del boceto al codigo Mermaid» mas abajo).</w:t>
-      </w:r>
-    </w:p>
-    <w:p>
-      <w:r>
-        <w:rPr>
-          <w:rFonts w:ascii="Calibri" w:hAnsi="Calibri" w:eastAsia="Calibri"/>
-          <w:b/>
-          <w:color w:val="2B2B2B"/>
-          <w:sz w:val="22"/>
-        </w:rPr>
-        <w:t>Pregunta 3 - Respuesta escrita (25 pts):</w:t>
-      </w:r>
-      <w:r>
-        <w:rPr>
-          <w:rFonts w:ascii="Calibri" w:hAnsi="Calibri" w:eastAsia="Calibri"/>
-          <w:b w:val="0"/>
-          <w:color w:val="2B2B2B"/>
-          <w:sz w:val="22"/>
-        </w:rPr>
-        <w:t xml:space="preserve"> Plan de monitoreo de CloudLite.</w:t>
+        <w:t xml:space="preserve"> Que hace realmente su paso de construccion y prueba.</w:t>
       </w:r>
     </w:p>
     <w:p>
@@ -668,7 +618,7 @@
           <w:color w:val="2B2B2B"/>
           <w:sz w:val="22"/>
         </w:rPr>
-        <w:t>Pregunta 4 - Seleccion multiple (15 pts):</w:t>
+        <w:t>Pregunta 9 - Respuesta escrita (4.0 pts):</w:t>
       </w:r>
       <w:r>
         <w:rPr>
@@ -677,7 +627,7 @@
           <w:color w:val="2B2B2B"/>
           <w:sz w:val="22"/>
         </w:rPr>
-        <w:t xml:space="preserve"> Que es realista con GitHub Actions gratuito.</w:t>
+        <w:t xml:space="preserve"> Hasta donde llega su pipeline: CI, CD y lo que es realista aqui.</w:t>
       </w:r>
     </w:p>
     <w:p>
@@ -692,7 +642,7 @@
           <w:color w:val="2B2B2B"/>
           <w:sz w:val="22"/>
         </w:rPr>
-        <w:t>Varias opciones y mas de una correcta; marque todas las que apliquen.</w:t>
+        <w:t>Un cuadro de texto. Se escribe directamente en la plataforma; no se sube archivo.</w:t>
       </w:r>
     </w:p>
     <w:p>
@@ -703,7 +653,7 @@
           <w:color w:val="2B2B2B"/>
           <w:sz w:val="22"/>
         </w:rPr>
-        <w:t>Pregunta 5 - Seleccion unica (10 pts):</w:t>
+        <w:t>Pregunta 10 - Respuesta escrita (6.0 pts):</w:t>
       </w:r>
       <w:r>
         <w:rPr>
@@ -712,7 +662,7 @@
           <w:color w:val="2B2B2B"/>
           <w:sz w:val="22"/>
         </w:rPr>
-        <w:t xml:space="preserve"> Como se llama lo que tiene el equipo.</w:t>
+        <w:t xml:space="preserve"> Metricas y registros de CloudLite en produccion.</w:t>
       </w:r>
     </w:p>
     <w:p>
@@ -727,132 +677,7 @@
           <w:color w:val="2B2B2B"/>
           <w:sz w:val="22"/>
         </w:rPr>
-        <w:t>Varias opciones, una sola correcta.</w:t>
-      </w:r>
-    </w:p>
-    <w:p>
-      <w:pPr>
-        <w:spacing w:after="120" w:before="0"/>
-        <w:jc w:val="left"/>
-      </w:pPr>
-      <w:r>
-        <w:rPr>
-          <w:rFonts w:ascii="Calibri" w:hAnsi="Calibri" w:eastAsia="Calibri"/>
-          <w:b/>
-          <w:color w:val="095292"/>
-          <w:sz w:val="22"/>
-        </w:rPr>
-        <w:t>Del boceto al codigo Mermaid</w:t>
-      </w:r>
-    </w:p>
-    <w:p>
-      <w:pPr>
-        <w:spacing w:after="120" w:before="0"/>
-        <w:jc w:val="left"/>
-      </w:pPr>
-      <w:r>
-        <w:rPr>
-          <w:rFonts w:ascii="Calibri" w:hAnsi="Calibri" w:eastAsia="Calibri"/>
-          <w:b w:val="0"/>
-          <w:color w:val="2B2B2B"/>
-          <w:sz w:val="22"/>
-        </w:rPr>
-        <w:t>La pregunta de diagrama NO recibe imagenes: se responde con codigo Mermaid (`flowchart`) que la plataforma dibuja al instante. No tienes que escribirlo de memoria; el camino corto es este:</w:t>
-      </w:r>
-    </w:p>
-    <w:p>
-      <w:r>
-        <w:rPr>
-          <w:rFonts w:ascii="Calibri" w:hAnsi="Calibri" w:eastAsia="Calibri"/>
-          <w:b/>
-          <w:color w:val="2B2B2B"/>
-          <w:sz w:val="22"/>
-        </w:rPr>
-        <w:t>1. Disena visual:</w:t>
-      </w:r>
-      <w:r>
-        <w:rPr>
-          <w:rFonts w:ascii="Calibri" w:hAnsi="Calibri" w:eastAsia="Calibri"/>
-          <w:b w:val="0"/>
-          <w:color w:val="2B2B2B"/>
-          <w:sz w:val="22"/>
-        </w:rPr>
-        <w:t xml:space="preserve"> Dibuja el diagrama como quieras en Excalidraw o draw.io: es mas rapido arrastrar cajas que escribir codigo, y ahi es donde piensas el modelo.</w:t>
-      </w:r>
-    </w:p>
-    <w:p>
-      <w:r>
-        <w:rPr>
-          <w:rFonts w:ascii="Calibri" w:hAnsi="Calibri" w:eastAsia="Calibri"/>
-          <w:b/>
-          <w:color w:val="2B2B2B"/>
-          <w:sz w:val="22"/>
-        </w:rPr>
-        <w:t>2. Traduce con IA:</w:t>
-      </w:r>
-      <w:r>
-        <w:rPr>
-          <w:rFonts w:ascii="Calibri" w:hAnsi="Calibri" w:eastAsia="Calibri"/>
-          <w:b w:val="0"/>
-          <w:color w:val="2B2B2B"/>
-          <w:sz w:val="22"/>
-        </w:rPr>
-        <w:t xml:space="preserve"> Copia o describe tu boceto a una IA y pidele el codigo Mermaid: «convierte este diagrama a Mermaid usando `flowchart`». Revisa el resultado: la IA acierta la sintaxis, no tu modelo.</w:t>
-      </w:r>
-    </w:p>
-    <w:p>
-      <w:r>
-        <w:rPr>
-          <w:rFonts w:ascii="Calibri" w:hAnsi="Calibri" w:eastAsia="Calibri"/>
-          <w:b/>
-          <w:color w:val="2B2B2B"/>
-          <w:sz w:val="22"/>
-        </w:rPr>
-        <w:t>3. Pega y renderiza en ExamLab:</w:t>
-      </w:r>
-      <w:r>
-        <w:rPr>
-          <w:rFonts w:ascii="Calibri" w:hAnsi="Calibri" w:eastAsia="Calibri"/>
-          <w:b w:val="0"/>
-          <w:color w:val="2B2B2B"/>
-          <w:sz w:val="22"/>
-        </w:rPr>
-        <w:t xml:space="preserve"> Pega ese codigo en la caja de texto de la pregunta y mira como lo dibuja la plataforma. Si no renderiza, corrige ahi mismo: lo que se califica es el diagrama renderizado dentro de ExamLab.</w:t>
-      </w:r>
-    </w:p>
-    <w:p>
-      <w:r>
-        <w:rPr>
-          <w:rFonts w:ascii="Calibri" w:hAnsi="Calibri" w:eastAsia="Calibri"/>
-          <w:b/>
-          <w:color w:val="2B2B2B"/>
-          <w:sz w:val="22"/>
-        </w:rPr>
-        <w:t>4. Guarda el PNG para tu PI:</w:t>
-      </w:r>
-      <w:r>
-        <w:rPr>
-          <w:rFonts w:ascii="Calibri" w:hAnsi="Calibri" w:eastAsia="Calibri"/>
-          <w:b w:val="0"/>
-          <w:color w:val="2B2B2B"/>
-          <w:sz w:val="22"/>
-        </w:rPr>
-        <w:t xml:space="preserve"> Exporta tambien la imagen a la carpeta de tu Proyecto Integrador. Esa copia es para tu informe; no reemplaza la respuesta en la plataforma.</w:t>
-      </w:r>
-    </w:p>
-    <w:p>
-      <w:pPr>
-        <w:spacing w:after="120" w:before="0"/>
-        <w:jc w:val="left"/>
-      </w:pPr>
-      <w:r>
-        <w:rPr>
-          <w:rFonts w:ascii="Calibri" w:hAnsi="Calibri" w:eastAsia="Calibri"/>
-          <w:b w:val="0"/>
-          <w:color w:val="2B2B2B"/>
-          <w:sz w:val="22"/>
-        </w:rPr>
-        <w:t>Si la IA te devuelve algo que no renderiza, no lo pegues tal cual: corrigelo en ExamLab hasta ver el dibujo. Un diagrama que no renderiza no se puede calificar.</w:t>
+        <w:t>Un cuadro de texto. Se escribe directamente en la plataforma; no se sube archivo.</w:t>
       </w:r>
     </w:p>
     <w:p>

--- a/Arquitectura de Sistemas Computacionales/Clases/Clase 8 - Monitoreo optimizacion y CI-CD/Taller Clase 8 — Actions + monitoreo CloudLite.docx
+++ b/Arquitectura de Sistemas Computacionales/Clases/Clase 8 - Monitoreo optimizacion y CI-CD/Taller Clase 8 — Actions + monitoreo CloudLite.docx
@@ -507,7 +507,7 @@
           <w:color w:val="095292"/>
           <w:sz w:val="24"/>
         </w:rPr>
-        <w:t>10. Que vas a resolver en ExamLab</w:t>
+        <w:t>10. Qué vas a resolver en ExamLab</w:t>
       </w:r>
     </w:p>
     <w:p>

--- a/Arquitectura de Sistemas Computacionales/Clases/Clase 8 - Monitoreo optimizacion y CI-CD/Taller Clase 8 — Actions + monitoreo CloudLite.docx
+++ b/Arquitectura de Sistemas Computacionales/Clases/Clase 8 - Monitoreo optimizacion y CI-CD/Taller Clase 8 — Actions + monitoreo CloudLite.docx
@@ -226,6 +226,39 @@
     </w:p>
     <w:p>
       <w:pPr>
+        <w:pStyle w:val="ListBullet"/>
+        <w:spacing w:after="40"/>
+      </w:pPr>
+      <w:r>
+        <w:rPr>
+          <w:rFonts w:ascii="Calibri" w:hAnsi="Calibri" w:eastAsia="Calibri"/>
+          <w:b w:val="0"/>
+          <w:color w:val="2B2B2B"/>
+          <w:sz w:val="22"/>
+        </w:rPr>
+        <w:t xml:space="preserve">Misma imagen y mismo puerto del Dockerfile del Corte 1: </w:t>
+      </w:r>
+      <w:r>
+        <w:rPr>
+          <w:rFonts w:ascii="Calibri" w:hAnsi="Calibri" w:eastAsia="Calibri"/>
+          <w:b/>
+          <w:color w:val="2B2B2B"/>
+          <w:sz w:val="22"/>
+        </w:rPr>
+        <w:t>cloudlite-api:0.1.0</w:t>
+      </w:r>
+      <w:r>
+        <w:rPr>
+          <w:rFonts w:ascii="Calibri" w:hAnsi="Calibri" w:eastAsia="Calibri"/>
+          <w:b w:val="0"/>
+          <w:color w:val="2B2B2B"/>
+          <w:sz w:val="22"/>
+        </w:rPr>
+        <w:t xml:space="preserve"> y 8080.</w:t>
+      </w:r>
+    </w:p>
+    <w:p>
+      <w:pPr>
         <w:spacing w:after="120" w:before="240"/>
         <w:jc w:val="left"/>
       </w:pPr>
@@ -357,7 +390,724 @@
           <w:color w:val="095292"/>
           <w:sz w:val="24"/>
         </w:rPr>
-        <w:t>7. Criterio de éxito</w:t>
+        <w:t>7. Plantilla del entregable (copia esto y llénalo)</w:t>
+      </w:r>
+    </w:p>
+    <w:p>
+      <w:pPr>
+        <w:spacing w:after="120" w:before="0"/>
+        <w:jc w:val="left"/>
+      </w:pPr>
+      <w:r>
+        <w:rPr>
+          <w:rFonts w:ascii="Calibri" w:hAnsi="Calibri" w:eastAsia="Calibri"/>
+          <w:b w:val="0"/>
+          <w:color w:val="2B2B2B"/>
+          <w:sz w:val="20"/>
+        </w:rPr>
+        <w:t>Esta es exactamente la estructura que se califica. Copia el bloque tal cual en tu documento, llénalo, y pega cada parte en la pregunta de ExamLab que corresponda. Los nombres no se cambian.</w:t>
+      </w:r>
+    </w:p>
+    <w:p>
+      <w:pPr>
+        <w:spacing w:after="0" w:before="0"/>
+        <w:jc w:val="left"/>
+        <w:shd w:val="clear" w:fill="F2F2F3"/>
+      </w:pPr>
+      <w:r>
+        <w:rPr>
+          <w:rFonts w:ascii="Consolas" w:hAnsi="Consolas" w:eastAsia="Consolas"/>
+          <w:b w:val="0"/>
+          <w:color w:val="2B2B2B"/>
+          <w:sz w:val="18"/>
+        </w:rPr>
+        <w:t>A) QUE HACE DE VERDAD TU CONSTRUCCION Y TU PRUEBA   (pregunta 8 · 5 pts)</w:t>
+      </w:r>
+    </w:p>
+    <w:p>
+      <w:pPr>
+        <w:spacing w:after="0" w:before="0"/>
+        <w:jc w:val="left"/>
+        <w:shd w:val="clear" w:fill="F2F2F3"/>
+      </w:pPr>
+      <w:r>
+        <w:rPr>
+          <w:rFonts w:ascii="Consolas" w:hAnsi="Consolas" w:eastAsia="Consolas"/>
+          <w:b w:val="0"/>
+          <w:color w:val="2B2B2B"/>
+          <w:sz w:val="18"/>
+        </w:rPr>
+        <w:t xml:space="preserve">   Los tres campos se califican por separado y el tercero vale casi la mitad. Es sobre</w:t>
+      </w:r>
+    </w:p>
+    <w:p>
+      <w:pPr>
+        <w:spacing w:after="0" w:before="0"/>
+        <w:jc w:val="left"/>
+        <w:shd w:val="clear" w:fill="F2F2F3"/>
+      </w:pPr>
+      <w:r>
+        <w:rPr>
+          <w:rFonts w:ascii="Consolas" w:hAnsi="Consolas" w:eastAsia="Consolas"/>
+          <w:b w:val="0"/>
+          <w:color w:val="2B2B2B"/>
+          <w:sz w:val="18"/>
+        </w:rPr>
+        <w:t xml:space="preserve">   TU ci.yml, no sobre CI en general.</w:t>
+      </w:r>
+    </w:p>
+    <w:p>
+      <w:pPr>
+        <w:spacing w:after="0" w:before="0"/>
+        <w:jc w:val="left"/>
+        <w:shd w:val="clear" w:fill="F2F2F3"/>
+      </w:pPr>
+      <w:r>
+        <w:rPr>
+          <w:rFonts w:ascii="Consolas" w:hAnsi="Consolas" w:eastAsia="Consolas"/>
+          <w:b w:val="0"/>
+          <w:color w:val="2B2B2B"/>
+          <w:sz w:val="18"/>
+        </w:rPr>
+        <w:t xml:space="preserve"> </w:t>
+      </w:r>
+    </w:p>
+    <w:p>
+      <w:pPr>
+        <w:spacing w:after="0" w:before="0"/>
+        <w:jc w:val="left"/>
+        <w:shd w:val="clear" w:fill="F2F2F3"/>
+      </w:pPr>
+      <w:r>
+        <w:rPr>
+          <w:rFonts w:ascii="Consolas" w:hAnsi="Consolas" w:eastAsia="Consolas"/>
+          <w:b w:val="0"/>
+          <w:color w:val="2B2B2B"/>
+          <w:sz w:val="18"/>
+        </w:rPr>
+        <w:t xml:space="preserve">   1. Que se compila o se instala (1.5 pts) : _________________________________________</w:t>
+      </w:r>
+    </w:p>
+    <w:p>
+      <w:pPr>
+        <w:spacing w:after="0" w:before="0"/>
+        <w:jc w:val="left"/>
+        <w:shd w:val="clear" w:fill="F2F2F3"/>
+      </w:pPr>
+      <w:r>
+        <w:rPr>
+          <w:rFonts w:ascii="Consolas" w:hAnsi="Consolas" w:eastAsia="Consolas"/>
+          <w:b w:val="0"/>
+          <w:color w:val="2B2B2B"/>
+          <w:sz w:val="18"/>
+        </w:rPr>
+        <w:t xml:space="preserve">      ______________________________________________________________________________</w:t>
+      </w:r>
+    </w:p>
+    <w:p>
+      <w:pPr>
+        <w:spacing w:after="0" w:before="0"/>
+        <w:jc w:val="left"/>
+        <w:shd w:val="clear" w:fill="F2F2F3"/>
+      </w:pPr>
+      <w:r>
+        <w:rPr>
+          <w:rFonts w:ascii="Consolas" w:hAnsi="Consolas" w:eastAsia="Consolas"/>
+          <w:b w:val="0"/>
+          <w:color w:val="2B2B2B"/>
+          <w:sz w:val="18"/>
+        </w:rPr>
+        <w:t xml:space="preserve">   2. Que se ejecuta en la prueba, y que comprueba exactamente (1.5 pts):</w:t>
+      </w:r>
+    </w:p>
+    <w:p>
+      <w:pPr>
+        <w:spacing w:after="0" w:before="0"/>
+        <w:jc w:val="left"/>
+        <w:shd w:val="clear" w:fill="F2F2F3"/>
+      </w:pPr>
+      <w:r>
+        <w:rPr>
+          <w:rFonts w:ascii="Consolas" w:hAnsi="Consolas" w:eastAsia="Consolas"/>
+          <w:b w:val="0"/>
+          <w:color w:val="2B2B2B"/>
+          <w:sz w:val="18"/>
+        </w:rPr>
+        <w:t xml:space="preserve">      ______________________________________________________________________________</w:t>
+      </w:r>
+    </w:p>
+    <w:p>
+      <w:pPr>
+        <w:spacing w:after="0" w:before="0"/>
+        <w:jc w:val="left"/>
+        <w:shd w:val="clear" w:fill="F2F2F3"/>
+      </w:pPr>
+      <w:r>
+        <w:rPr>
+          <w:rFonts w:ascii="Consolas" w:hAnsi="Consolas" w:eastAsia="Consolas"/>
+          <w:b w:val="0"/>
+          <w:color w:val="2B2B2B"/>
+          <w:sz w:val="18"/>
+        </w:rPr>
+        <w:t xml:space="preserve">      ______________________________________________________________________________</w:t>
+      </w:r>
+    </w:p>
+    <w:p>
+      <w:pPr>
+        <w:spacing w:after="0" w:before="0"/>
+        <w:jc w:val="left"/>
+        <w:shd w:val="clear" w:fill="F2F2F3"/>
+      </w:pPr>
+      <w:r>
+        <w:rPr>
+          <w:rFonts w:ascii="Consolas" w:hAnsi="Consolas" w:eastAsia="Consolas"/>
+          <w:b w:val="0"/>
+          <w:color w:val="2B2B2B"/>
+          <w:sz w:val="18"/>
+        </w:rPr>
+        <w:t xml:space="preserve">   3. Con que condicion el pipeline debe FALLAR (2 pts). Hazte la prueba mental: que</w:t>
+      </w:r>
+    </w:p>
+    <w:p>
+      <w:pPr>
+        <w:spacing w:after="0" w:before="0"/>
+        <w:jc w:val="left"/>
+        <w:shd w:val="clear" w:fill="F2F2F3"/>
+      </w:pPr>
+      <w:r>
+        <w:rPr>
+          <w:rFonts w:ascii="Consolas" w:hAnsi="Consolas" w:eastAsia="Consolas"/>
+          <w:b w:val="0"/>
+          <w:color w:val="2B2B2B"/>
+          <w:sz w:val="18"/>
+        </w:rPr>
+        <w:t xml:space="preserve">      error tendrias que introducir tu para que el check salga rojo. Si no encuentras</w:t>
+      </w:r>
+    </w:p>
+    <w:p>
+      <w:pPr>
+        <w:spacing w:after="0" w:before="0"/>
+        <w:jc w:val="left"/>
+        <w:shd w:val="clear" w:fill="F2F2F3"/>
+      </w:pPr>
+      <w:r>
+        <w:rPr>
+          <w:rFonts w:ascii="Consolas" w:hAnsi="Consolas" w:eastAsia="Consolas"/>
+          <w:b w:val="0"/>
+          <w:color w:val="2B2B2B"/>
+          <w:sz w:val="18"/>
+        </w:rPr>
+        <w:t xml:space="preserve">      ninguno, tu pipeline todavia no valida nada y este punto vale CERO.</w:t>
+      </w:r>
+    </w:p>
+    <w:p>
+      <w:pPr>
+        <w:spacing w:after="0" w:before="0"/>
+        <w:jc w:val="left"/>
+        <w:shd w:val="clear" w:fill="F2F2F3"/>
+      </w:pPr>
+      <w:r>
+        <w:rPr>
+          <w:rFonts w:ascii="Consolas" w:hAnsi="Consolas" w:eastAsia="Consolas"/>
+          <w:b w:val="0"/>
+          <w:color w:val="2B2B2B"/>
+          <w:sz w:val="18"/>
+        </w:rPr>
+        <w:t xml:space="preserve">      El check sale rojo cuando: _____________________________________________________</w:t>
+      </w:r>
+    </w:p>
+    <w:p>
+      <w:pPr>
+        <w:spacing w:after="0" w:before="0"/>
+        <w:jc w:val="left"/>
+        <w:shd w:val="clear" w:fill="F2F2F3"/>
+      </w:pPr>
+      <w:r>
+        <w:rPr>
+          <w:rFonts w:ascii="Consolas" w:hAnsi="Consolas" w:eastAsia="Consolas"/>
+          <w:b w:val="0"/>
+          <w:color w:val="2B2B2B"/>
+          <w:sz w:val="18"/>
+        </w:rPr>
+        <w:t xml:space="preserve">      ______________________________________________________________________________</w:t>
+      </w:r>
+    </w:p>
+    <w:p>
+      <w:pPr>
+        <w:spacing w:after="0" w:before="0"/>
+        <w:jc w:val="left"/>
+        <w:shd w:val="clear" w:fill="F2F2F3"/>
+      </w:pPr>
+      <w:r>
+        <w:rPr>
+          <w:rFonts w:ascii="Consolas" w:hAnsi="Consolas" w:eastAsia="Consolas"/>
+          <w:b w:val="0"/>
+          <w:color w:val="2B2B2B"/>
+          <w:sz w:val="18"/>
+        </w:rPr>
+        <w:t xml:space="preserve"> </w:t>
+      </w:r>
+    </w:p>
+    <w:p>
+      <w:pPr>
+        <w:spacing w:after="0" w:before="0"/>
+        <w:jc w:val="left"/>
+        <w:shd w:val="clear" w:fill="F2F2F3"/>
+      </w:pPr>
+      <w:r>
+        <w:rPr>
+          <w:rFonts w:ascii="Consolas" w:hAnsi="Consolas" w:eastAsia="Consolas"/>
+          <w:b w:val="0"/>
+          <w:color w:val="2B2B2B"/>
+          <w:sz w:val="18"/>
+        </w:rPr>
+        <w:t>B) SENALES DE MONITOREO DE MI DOMINIO   (pregunta 10 · 6 pts)</w:t>
+      </w:r>
+    </w:p>
+    <w:p>
+      <w:pPr>
+        <w:spacing w:after="0" w:before="0"/>
+        <w:jc w:val="left"/>
+        <w:shd w:val="clear" w:fill="F2F2F3"/>
+      </w:pPr>
+      <w:r>
+        <w:rPr>
+          <w:rFonts w:ascii="Consolas" w:hAnsi="Consolas" w:eastAsia="Consolas"/>
+          <w:b w:val="0"/>
+          <w:color w:val="2B2B2B"/>
+          <w:sz w:val="18"/>
+        </w:rPr>
+        <w:t xml:space="preserve">   Entre 4 y 6 filas. Las cuatro primeras valen 1 pt cada una; la 5 y la 6 suman hasta</w:t>
+      </w:r>
+    </w:p>
+    <w:p>
+      <w:pPr>
+        <w:spacing w:after="0" w:before="0"/>
+        <w:jc w:val="left"/>
+        <w:shd w:val="clear" w:fill="F2F2F3"/>
+      </w:pPr>
+      <w:r>
+        <w:rPr>
+          <w:rFonts w:ascii="Consolas" w:hAnsi="Consolas" w:eastAsia="Consolas"/>
+          <w:b w:val="0"/>
+          <w:color w:val="2B2B2B"/>
+          <w:sz w:val="18"/>
+        </w:rPr>
+        <w:t xml:space="preserve">   1 pt mas entre las dos. La tercera columna NO es opcional: una senal sin umbral no</w:t>
+      </w:r>
+    </w:p>
+    <w:p>
+      <w:pPr>
+        <w:spacing w:after="0" w:before="0"/>
+        <w:jc w:val="left"/>
+        <w:shd w:val="clear" w:fill="F2F2F3"/>
+      </w:pPr>
+      <w:r>
+        <w:rPr>
+          <w:rFonts w:ascii="Consolas" w:hAnsi="Consolas" w:eastAsia="Consolas"/>
+          <w:b w:val="0"/>
+          <w:color w:val="2B2B2B"/>
+          <w:sz w:val="18"/>
+        </w:rPr>
+        <w:t xml:space="preserve">   suma, aunque este bien elegida. Y la segunda columna tiene que hablar de una</w:t>
+      </w:r>
+    </w:p>
+    <w:p>
+      <w:pPr>
+        <w:spacing w:after="0" w:before="0"/>
+        <w:jc w:val="left"/>
+        <w:shd w:val="clear" w:fill="F2F2F3"/>
+      </w:pPr>
+      <w:r>
+        <w:rPr>
+          <w:rFonts w:ascii="Consolas" w:hAnsi="Consolas" w:eastAsia="Consolas"/>
+          <w:b w:val="0"/>
+          <w:color w:val="2B2B2B"/>
+          <w:sz w:val="18"/>
+        </w:rPr>
+        <w:t xml:space="preserve">   operacion de TU dominio, no de «el sistema».</w:t>
+      </w:r>
+    </w:p>
+    <w:p>
+      <w:pPr>
+        <w:spacing w:after="0" w:before="0"/>
+        <w:jc w:val="left"/>
+        <w:shd w:val="clear" w:fill="F2F2F3"/>
+      </w:pPr>
+      <w:r>
+        <w:rPr>
+          <w:rFonts w:ascii="Consolas" w:hAnsi="Consolas" w:eastAsia="Consolas"/>
+          <w:b w:val="0"/>
+          <w:color w:val="2B2B2B"/>
+          <w:sz w:val="18"/>
+        </w:rPr>
+        <w:t xml:space="preserve"> </w:t>
+      </w:r>
+    </w:p>
+    <w:p>
+      <w:pPr>
+        <w:spacing w:after="0" w:before="0"/>
+        <w:jc w:val="left"/>
+        <w:shd w:val="clear" w:fill="F2F2F3"/>
+      </w:pPr>
+      <w:r>
+        <w:rPr>
+          <w:rFonts w:ascii="Consolas" w:hAnsi="Consolas" w:eastAsia="Consolas"/>
+          <w:b w:val="0"/>
+          <w:color w:val="2B2B2B"/>
+          <w:sz w:val="18"/>
+        </w:rPr>
+        <w:t xml:space="preserve">   | Senal | Que se mide en MI dominio | Umbral u objetivo |</w:t>
+      </w:r>
+    </w:p>
+    <w:p>
+      <w:pPr>
+        <w:spacing w:after="0" w:before="0"/>
+        <w:jc w:val="left"/>
+        <w:shd w:val="clear" w:fill="F2F2F3"/>
+      </w:pPr>
+      <w:r>
+        <w:rPr>
+          <w:rFonts w:ascii="Consolas" w:hAnsi="Consolas" w:eastAsia="Consolas"/>
+          <w:b w:val="0"/>
+          <w:color w:val="2B2B2B"/>
+          <w:sz w:val="18"/>
+        </w:rPr>
+        <w:t xml:space="preserve">   |-------|---------------------------|-------------------|</w:t>
+      </w:r>
+    </w:p>
+    <w:p>
+      <w:pPr>
+        <w:spacing w:after="0" w:before="0"/>
+        <w:jc w:val="left"/>
+        <w:shd w:val="clear" w:fill="F2F2F3"/>
+      </w:pPr>
+      <w:r>
+        <w:rPr>
+          <w:rFonts w:ascii="Consolas" w:hAnsi="Consolas" w:eastAsia="Consolas"/>
+          <w:b w:val="0"/>
+          <w:color w:val="2B2B2B"/>
+          <w:sz w:val="18"/>
+        </w:rPr>
+        <w:t xml:space="preserve">   |       |                           |                   |</w:t>
+      </w:r>
+    </w:p>
+    <w:p>
+      <w:pPr>
+        <w:spacing w:after="0" w:before="0"/>
+        <w:jc w:val="left"/>
+        <w:shd w:val="clear" w:fill="F2F2F3"/>
+      </w:pPr>
+      <w:r>
+        <w:rPr>
+          <w:rFonts w:ascii="Consolas" w:hAnsi="Consolas" w:eastAsia="Consolas"/>
+          <w:b w:val="0"/>
+          <w:color w:val="2B2B2B"/>
+          <w:sz w:val="18"/>
+        </w:rPr>
+        <w:t xml:space="preserve">   |       |                           |                   |</w:t>
+      </w:r>
+    </w:p>
+    <w:p>
+      <w:pPr>
+        <w:spacing w:after="0" w:before="0"/>
+        <w:jc w:val="left"/>
+        <w:shd w:val="clear" w:fill="F2F2F3"/>
+      </w:pPr>
+      <w:r>
+        <w:rPr>
+          <w:rFonts w:ascii="Consolas" w:hAnsi="Consolas" w:eastAsia="Consolas"/>
+          <w:b w:val="0"/>
+          <w:color w:val="2B2B2B"/>
+          <w:sz w:val="18"/>
+        </w:rPr>
+        <w:t xml:space="preserve">   |       |                           |                   |</w:t>
+      </w:r>
+    </w:p>
+    <w:p>
+      <w:pPr>
+        <w:spacing w:after="0" w:before="0"/>
+        <w:jc w:val="left"/>
+        <w:shd w:val="clear" w:fill="F2F2F3"/>
+      </w:pPr>
+      <w:r>
+        <w:rPr>
+          <w:rFonts w:ascii="Consolas" w:hAnsi="Consolas" w:eastAsia="Consolas"/>
+          <w:b w:val="0"/>
+          <w:color w:val="2B2B2B"/>
+          <w:sz w:val="18"/>
+        </w:rPr>
+        <w:t xml:space="preserve">   |       |                           |                   |</w:t>
+      </w:r>
+    </w:p>
+    <w:p>
+      <w:pPr>
+        <w:spacing w:after="0" w:before="0"/>
+        <w:jc w:val="left"/>
+        <w:shd w:val="clear" w:fill="F2F2F3"/>
+      </w:pPr>
+      <w:r>
+        <w:rPr>
+          <w:rFonts w:ascii="Consolas" w:hAnsi="Consolas" w:eastAsia="Consolas"/>
+          <w:b w:val="0"/>
+          <w:color w:val="2B2B2B"/>
+          <w:sz w:val="18"/>
+        </w:rPr>
+        <w:t xml:space="preserve">   |       |                           |                   |</w:t>
+      </w:r>
+    </w:p>
+    <w:p>
+      <w:pPr>
+        <w:spacing w:after="0" w:before="0"/>
+        <w:jc w:val="left"/>
+        <w:shd w:val="clear" w:fill="F2F2F3"/>
+      </w:pPr>
+      <w:r>
+        <w:rPr>
+          <w:rFonts w:ascii="Consolas" w:hAnsi="Consolas" w:eastAsia="Consolas"/>
+          <w:b w:val="0"/>
+          <w:color w:val="2B2B2B"/>
+          <w:sz w:val="18"/>
+        </w:rPr>
+        <w:t xml:space="preserve">   |       |                           |                   |</w:t>
+      </w:r>
+    </w:p>
+    <w:p>
+      <w:pPr>
+        <w:spacing w:after="0" w:before="0"/>
+        <w:jc w:val="left"/>
+        <w:shd w:val="clear" w:fill="F2F2F3"/>
+      </w:pPr>
+      <w:r>
+        <w:rPr>
+          <w:rFonts w:ascii="Consolas" w:hAnsi="Consolas" w:eastAsia="Consolas"/>
+          <w:b w:val="0"/>
+          <w:color w:val="2B2B2B"/>
+          <w:sz w:val="18"/>
+        </w:rPr>
+        <w:t xml:space="preserve"> </w:t>
+      </w:r>
+    </w:p>
+    <w:p>
+      <w:pPr>
+        <w:spacing w:after="0" w:before="0"/>
+        <w:jc w:val="left"/>
+        <w:shd w:val="clear" w:fill="F2F2F3"/>
+      </w:pPr>
+      <w:r>
+        <w:rPr>
+          <w:rFonts w:ascii="Consolas" w:hAnsi="Consolas" w:eastAsia="Consolas"/>
+          <w:b w:val="0"/>
+          <w:color w:val="2B2B2B"/>
+          <w:sz w:val="18"/>
+        </w:rPr>
+        <w:t xml:space="preserve">   Cual de mis filas es un REGISTRO y no una metrica numerica (1 pt · algo que se</w:t>
+      </w:r>
+    </w:p>
+    <w:p>
+      <w:pPr>
+        <w:spacing w:after="0" w:before="0"/>
+        <w:jc w:val="left"/>
+        <w:shd w:val="clear" w:fill="F2F2F3"/>
+      </w:pPr>
+      <w:r>
+        <w:rPr>
+          <w:rFonts w:ascii="Consolas" w:hAnsi="Consolas" w:eastAsia="Consolas"/>
+          <w:b w:val="0"/>
+          <w:color w:val="2B2B2B"/>
+          <w:sz w:val="18"/>
+        </w:rPr>
+        <w:t xml:space="preserve">   escribe para poder reconstruir que paso despues): fila numero ______</w:t>
+      </w:r>
+    </w:p>
+    <w:p>
+      <w:pPr>
+        <w:spacing w:after="0" w:before="0"/>
+        <w:jc w:val="left"/>
+        <w:shd w:val="clear" w:fill="F2F2F3"/>
+      </w:pPr>
+      <w:r>
+        <w:rPr>
+          <w:rFonts w:ascii="Consolas" w:hAnsi="Consolas" w:eastAsia="Consolas"/>
+          <w:b w:val="0"/>
+          <w:color w:val="2B2B2B"/>
+          <w:sz w:val="18"/>
+        </w:rPr>
+        <w:t xml:space="preserve"> </w:t>
+      </w:r>
+    </w:p>
+    <w:p>
+      <w:pPr>
+        <w:spacing w:after="0" w:before="0"/>
+        <w:jc w:val="left"/>
+        <w:shd w:val="clear" w:fill="F2F2F3"/>
+      </w:pPr>
+      <w:r>
+        <w:rPr>
+          <w:rFonts w:ascii="Consolas" w:hAnsi="Consolas" w:eastAsia="Consolas"/>
+          <w:b w:val="0"/>
+          <w:color w:val="2B2B2B"/>
+          <w:sz w:val="18"/>
+        </w:rPr>
+        <w:t>C) VERIFICACION ANTES DE ENVIAR   (no da puntos; los quita si falla)</w:t>
+      </w:r>
+    </w:p>
+    <w:p>
+      <w:pPr>
+        <w:spacing w:after="0" w:before="0"/>
+        <w:jc w:val="left"/>
+        <w:shd w:val="clear" w:fill="F2F2F3"/>
+      </w:pPr>
+      <w:r>
+        <w:rPr>
+          <w:rFonts w:ascii="Consolas" w:hAnsi="Consolas" w:eastAsia="Consolas"/>
+          <w:b w:val="0"/>
+          <w:color w:val="2B2B2B"/>
+          <w:sz w:val="18"/>
+        </w:rPr>
+        <w:t xml:space="preserve">   [ ] Mi ci.yml tiene los tres bloques: on, runs-on y steps.</w:t>
+      </w:r>
+    </w:p>
+    <w:p>
+      <w:pPr>
+        <w:spacing w:after="0" w:before="0"/>
+        <w:jc w:val="left"/>
+        <w:shd w:val="clear" w:fill="F2F2F3"/>
+      </w:pPr>
+      <w:r>
+        <w:rPr>
+          <w:rFonts w:ascii="Consolas" w:hAnsi="Consolas" w:eastAsia="Consolas"/>
+          <w:b w:val="0"/>
+          <w:color w:val="2B2B2B"/>
+          <w:sz w:val="18"/>
+        </w:rPr>
+        <w:t xml:space="preserve">   [ ] Los pasos estan en orden: construccion, prueba, despliegue simulado.</w:t>
+      </w:r>
+    </w:p>
+    <w:p>
+      <w:pPr>
+        <w:spacing w:after="0" w:before="0"/>
+        <w:jc w:val="left"/>
+        <w:shd w:val="clear" w:fill="F2F2F3"/>
+      </w:pPr>
+      <w:r>
+        <w:rPr>
+          <w:rFonts w:ascii="Consolas" w:hAnsi="Consolas" w:eastAsia="Consolas"/>
+          <w:b w:val="0"/>
+          <w:color w:val="2B2B2B"/>
+          <w:sz w:val="18"/>
+        </w:rPr>
+        <w:t xml:space="preserve">   [ ] El paso de despliegue dice SIMULADO en su nombre y no promete un servidor real.</w:t>
+      </w:r>
+    </w:p>
+    <w:p>
+      <w:pPr>
+        <w:spacing w:after="0" w:before="0"/>
+        <w:jc w:val="left"/>
+        <w:shd w:val="clear" w:fill="F2F2F3"/>
+      </w:pPr>
+      <w:r>
+        <w:rPr>
+          <w:rFonts w:ascii="Consolas" w:hAnsi="Consolas" w:eastAsia="Consolas"/>
+          <w:b w:val="0"/>
+          <w:color w:val="2B2B2B"/>
+          <w:sz w:val="18"/>
+        </w:rPr>
+        <w:t xml:space="preserve">   [ ] NINGUN secreto escrito en claro en el YAML. Si hay uno, la pregunta 7 vale cero.</w:t>
+      </w:r>
+    </w:p>
+    <w:p>
+      <w:pPr>
+        <w:spacing w:after="0" w:before="0"/>
+        <w:jc w:val="left"/>
+        <w:shd w:val="clear" w:fill="F2F2F3"/>
+      </w:pPr>
+      <w:r>
+        <w:rPr>
+          <w:rFonts w:ascii="Consolas" w:hAnsi="Consolas" w:eastAsia="Consolas"/>
+          <w:b w:val="0"/>
+          <w:color w:val="2B2B2B"/>
+          <w:sz w:val="18"/>
+        </w:rPr>
+        <w:t xml:space="preserve">   [ ] La imagen y el puerto son los del Dockerfile del Corte 1, no otros.</w:t>
+      </w:r>
+    </w:p>
+    <w:p>
+      <w:pPr>
+        <w:spacing w:after="0" w:before="0"/>
+        <w:jc w:val="left"/>
+        <w:shd w:val="clear" w:fill="F2F2F3"/>
+      </w:pPr>
+      <w:r>
+        <w:rPr>
+          <w:rFonts w:ascii="Consolas" w:hAnsi="Consolas" w:eastAsia="Consolas"/>
+          <w:b w:val="0"/>
+          <w:color w:val="2B2B2B"/>
+          <w:sz w:val="18"/>
+        </w:rPr>
+        <w:t xml:space="preserve">   [ ] En la pregunta 9 digo que llego hasta «listo para desplegar». Afirmar que ya</w:t>
+      </w:r>
+    </w:p>
+    <w:p>
+      <w:pPr>
+        <w:spacing w:after="0" w:before="0"/>
+        <w:jc w:val="left"/>
+        <w:shd w:val="clear" w:fill="F2F2F3"/>
+      </w:pPr>
+      <w:r>
+        <w:rPr>
+          <w:rFonts w:ascii="Consolas" w:hAnsi="Consolas" w:eastAsia="Consolas"/>
+          <w:b w:val="0"/>
+          <w:color w:val="2B2B2B"/>
+          <w:sz w:val="18"/>
+        </w:rPr>
+        <w:t xml:space="preserve">       tengo CD descuenta la mitad de esa pregunta.</w:t>
+      </w:r>
+    </w:p>
+    <w:p>
+      <w:pPr>
+        <w:spacing w:after="0" w:before="0"/>
+        <w:jc w:val="left"/>
+        <w:shd w:val="clear" w:fill="F2F2F3"/>
+      </w:pPr>
+      <w:r>
+        <w:rPr>
+          <w:rFonts w:ascii="Consolas" w:hAnsi="Consolas" w:eastAsia="Consolas"/>
+          <w:b w:val="0"/>
+          <w:color w:val="2B2B2B"/>
+          <w:sz w:val="18"/>
+        </w:rPr>
+        <w:t xml:space="preserve">   [ ] Cada senal de la tabla B tiene umbral. Cuento las filas sin umbral: ______</w:t>
+      </w:r>
+    </w:p>
+    <w:p>
+      <w:pPr>
+        <w:spacing w:after="0" w:before="0"/>
+        <w:jc w:val="left"/>
+      </w:pPr>
+      <w:r>
+        <w:rPr>
+          <w:rFonts w:ascii="Calibri" w:hAnsi="Calibri" w:eastAsia="Calibri"/>
+          <w:b w:val="0"/>
+          <w:color w:val="2B2B2B"/>
+          <w:sz w:val="12"/>
+        </w:rPr>
+        <w:t xml:space="preserve"> </w:t>
+      </w:r>
+    </w:p>
+    <w:p>
+      <w:pPr>
+        <w:spacing w:after="120" w:before="240"/>
+        <w:jc w:val="left"/>
+      </w:pPr>
+      <w:r>
+        <w:rPr>
+          <w:rFonts w:ascii="Calibri" w:hAnsi="Calibri" w:eastAsia="Calibri"/>
+          <w:b/>
+          <w:color w:val="095292"/>
+          <w:sz w:val="24"/>
+        </w:rPr>
+        <w:t>8. Criterio de éxito</w:t>
       </w:r>
     </w:p>
     <w:p>
@@ -417,7 +1167,7 @@
           <w:color w:val="095292"/>
           <w:sz w:val="24"/>
         </w:rPr>
-        <w:t>8. Pistas (checklist vacío — sin solución)</w:t>
+        <w:t>9. Pistas (checklist vacío — sin solución)</w:t>
       </w:r>
     </w:p>
     <w:p>
@@ -432,7 +1182,7 @@
           <w:color w:val="2B2B2B"/>
           <w:sz w:val="22"/>
         </w:rPr>
-        <w:t>☐ ¿Hay build o test real (no solo echo vacío)?</w:t>
+        <w:t>☐ P7 · ¿El YAML tiene los tres bloques: disparadores (on), entorno (runs-on) y pasos?</w:t>
       </w:r>
     </w:p>
     <w:p>
@@ -447,7 +1197,7 @@
           <w:color w:val="2B2B2B"/>
           <w:sz w:val="22"/>
         </w:rPr>
-        <w:t>☐ ¿Secrets fuera del repositorio?</w:t>
+        <w:t>☐ P7 · ¿Los pasos están en orden: construcción, prueba y despliegue simulado?</w:t>
       </w:r>
     </w:p>
     <w:p>
@@ -462,7 +1212,112 @@
           <w:color w:val="2B2B2B"/>
           <w:sz w:val="22"/>
         </w:rPr>
-        <w:t>☐ ¿Métricas con umbral u objetivo narrado?</w:t>
+        <w:t>☐ P7 · ¿El último paso dice SIMULADO en su propio nombre?</w:t>
+      </w:r>
+    </w:p>
+    <w:p>
+      <w:pPr>
+        <w:pStyle w:val="ListBullet"/>
+        <w:spacing w:after="40"/>
+      </w:pPr>
+      <w:r>
+        <w:rPr>
+          <w:rFonts w:ascii="Calibri" w:hAnsi="Calibri" w:eastAsia="Calibri"/>
+          <w:b w:val="0"/>
+          <w:color w:val="2B2B2B"/>
+          <w:sz w:val="22"/>
+        </w:rPr>
+        <w:t>☐ P7 · ¿La imagen y el puerto son los del Dockerfile del Corte 1?</w:t>
+      </w:r>
+    </w:p>
+    <w:p>
+      <w:pPr>
+        <w:pStyle w:val="ListBullet"/>
+        <w:spacing w:after="40"/>
+      </w:pPr>
+      <w:r>
+        <w:rPr>
+          <w:rFonts w:ascii="Calibri" w:hAnsi="Calibri" w:eastAsia="Calibri"/>
+          <w:b w:val="0"/>
+          <w:color w:val="2B2B2B"/>
+          <w:sz w:val="22"/>
+        </w:rPr>
+        <w:t>☐ P7 · ¿NINGÚN secreto escrito en claro dentro del YAML?</w:t>
+      </w:r>
+    </w:p>
+    <w:p>
+      <w:pPr>
+        <w:pStyle w:val="ListBullet"/>
+        <w:spacing w:after="40"/>
+      </w:pPr>
+      <w:r>
+        <w:rPr>
+          <w:rFonts w:ascii="Calibri" w:hAnsi="Calibri" w:eastAsia="Calibri"/>
+          <w:b w:val="0"/>
+          <w:color w:val="2B2B2B"/>
+          <w:sz w:val="22"/>
+        </w:rPr>
+        <w:t>☐ P8 · ¿Puedes nombrar un error concreto que pondría este check en rojo?</w:t>
+      </w:r>
+    </w:p>
+    <w:p>
+      <w:pPr>
+        <w:pStyle w:val="ListBullet"/>
+        <w:spacing w:after="40"/>
+      </w:pPr>
+      <w:r>
+        <w:rPr>
+          <w:rFonts w:ascii="Calibri" w:hAnsi="Calibri" w:eastAsia="Calibri"/>
+          <w:b w:val="0"/>
+          <w:color w:val="2B2B2B"/>
+          <w:sz w:val="22"/>
+        </w:rPr>
+        <w:t>☐ P9 · ¿Dices que tu pipeline llega hasta «listo para desplegar»?</w:t>
+      </w:r>
+    </w:p>
+    <w:p>
+      <w:pPr>
+        <w:pStyle w:val="ListBullet"/>
+        <w:spacing w:after="40"/>
+      </w:pPr>
+      <w:r>
+        <w:rPr>
+          <w:rFonts w:ascii="Calibri" w:hAnsi="Calibri" w:eastAsia="Calibri"/>
+          <w:b w:val="0"/>
+          <w:color w:val="2B2B2B"/>
+          <w:sz w:val="22"/>
+        </w:rPr>
+        <w:t>☐ P10 · ¿Las 4-6 señales se refieren a operaciones de TU dominio?</w:t>
+      </w:r>
+    </w:p>
+    <w:p>
+      <w:pPr>
+        <w:pStyle w:val="ListBullet"/>
+        <w:spacing w:after="40"/>
+      </w:pPr>
+      <w:r>
+        <w:rPr>
+          <w:rFonts w:ascii="Calibri" w:hAnsi="Calibri" w:eastAsia="Calibri"/>
+          <w:b w:val="0"/>
+          <w:color w:val="2B2B2B"/>
+          <w:sz w:val="22"/>
+        </w:rPr>
+        <w:t>☐ P10 · ¿CADA señal tiene umbral u objetivo?</w:t>
+      </w:r>
+    </w:p>
+    <w:p>
+      <w:pPr>
+        <w:pStyle w:val="ListBullet"/>
+        <w:spacing w:after="40"/>
+      </w:pPr>
+      <w:r>
+        <w:rPr>
+          <w:rFonts w:ascii="Calibri" w:hAnsi="Calibri" w:eastAsia="Calibri"/>
+          <w:b w:val="0"/>
+          <w:color w:val="2B2B2B"/>
+          <w:sz w:val="22"/>
+        </w:rPr>
+        <w:t>☐ P10 · ¿Al menos una señal es un registro y no una métrica numérica?</w:t>
       </w:r>
     </w:p>
     <w:p>
@@ -477,7 +1332,7 @@
           <w:color w:val="095292"/>
           <w:sz w:val="24"/>
         </w:rPr>
-        <w:t>9. Entrega</w:t>
+        <w:t>10. Entrega</w:t>
       </w:r>
     </w:p>
     <w:p>
@@ -492,7 +1347,7 @@
           <w:color w:val="2B2B2B"/>
           <w:sz w:val="22"/>
         </w:rPr>
-        <w:t>Entrega en ExamLab (https://uniaj.examlab.workers.dev/ · módulo Talleres) · domingo 23:59 (regla del Acuerdo). Modalidad de trabajo: individual por defecto; el docente puede autorizar equipos de 2 o 3 y en ese caso el artefacto puede ser compartido, pero el envío en ExamLab es siempre individual (responde con tus propias palabras).</w:t>
+        <w:t>Entrega en ExamLab (https://uniaj.examlab.workers.dev/ · módulo Talleres). Las preguntas de hoy son parte de UNA sola actividad, compartida con las Clases 6, 7 y 10: se guarda el avance de hoy y la actividad se entrega completa el domingo 23:59 de la semana de la Clase 10. No hay entrega este domingo. Modalidad de trabajo: individual por defecto; el docente puede autorizar equipos de 2 o 3 y en ese caso el artefacto puede ser compartido, pero el envío en ExamLab es siempre individual (responde con tus propias palabras).</w:t>
       </w:r>
     </w:p>
     <w:p>
@@ -507,7 +1362,7 @@
           <w:color w:val="095292"/>
           <w:sz w:val="24"/>
         </w:rPr>
-        <w:t>10. Qué vas a resolver en ExamLab</w:t>
+        <w:t>11. Qué vas a resolver en ExamLab</w:t>
       </w:r>
     </w:p>
     <w:p>
